--- a/docs/deliverables/진행보고서_5_완성_산출물.docx
+++ b/docs/deliverables/진행보고서_5_완성_산출물.docx
@@ -314,7 +314,7 @@
                 <w:sz w:val="18"/>
                 <w:szCs w:val="18"/>
               </w:rPr>
-              <w:t xml:space="preserve">진행 기록 log/145 ~ log/161(17건)</w:t>
+              <w:t xml:space="preserve">진행 기록 log/145 ~ log/175(31건)</w:t>
             </w:r>
           </w:p>
         </w:tc>
@@ -374,7 +374,7 @@
                 <w:sz w:val="18"/>
                 <w:szCs w:val="18"/>
               </w:rPr>
-              <w:t xml:space="preserve">2026-10-22</w:t>
+              <w:t xml:space="preserve">2026-10-23</w:t>
             </w:r>
           </w:p>
         </w:tc>
@@ -458,7 +458,7 @@
         <w:spacing w:after="120" w:line="300"/>
       </w:pPr>
       <w:r>
-        <w:t xml:space="preserve">코드로 메울 수 있는 RFP 부분 조항을 채우고, 사용자 매뉴얼·교육 자료를 만들어 운영에 올리며, 의존성 보안 점검을 마친다.</w:t>
+        <w:t xml:space="preserve">코드로 메울 수 있는 RFP 부분 조항을 채우고, 사용자 매뉴얼·교육 자료를 만들어 운영에 올리며, 보안 점검의 남은 조치와 의존성 취약점을 마무리하고, 중간 제출물을 정리한다.</w:t>
       </w:r>
     </w:p>
     <w:p>
@@ -603,10 +603,130 @@
           <w:b/>
           <w:bCs/>
         </w:rPr>
+        <w:t xml:space="preserve">보안 남은 조치</w:t>
+      </w:r>
+      <w:r>
+        <w:t xml:space="preserve">(ADR-AUTH-08) — 정수 입력 상한 15개, 새 비밀번호 영문·숫자 8~72자, 채용 직원 무작위 임시 비밀번호 + 첫 로그인 변경 강제(배포 DB 열 먼저 추가)(log/164).</w:t>
+      </w:r>
+    </w:p>
+    <w:p>
+      <w:pPr>
+        <w:pStyle w:val="ListParagraph"/>
+        <w:numPr>
+          <w:ilvl w:val="0"/>
+          <w:numId w:val="2"/>
+        </w:numPr>
+        <w:spacing w:after="60" w:line="290"/>
+      </w:pPr>
+      <w:r>
+        <w:rPr>
+          <w:b/>
+          <w:bCs/>
+        </w:rPr>
+        <w:t xml:space="preserve">메이저 업그레이드</w:t>
+      </w:r>
+      <w:r>
+        <w:t xml:space="preserve">(D65) — NestJS 11·react-router 7로 운영 의존성 취약점 4 → 0. 업그레이드 직후 Express 5 변화로 지점 격리 필터가 빠지는 결함을 기존 테스트 16건이 잡아 설정 한 곳에서 고쳤다(log/166).</w:t>
+      </w:r>
+    </w:p>
+    <w:p>
+      <w:pPr>
+        <w:pStyle w:val="ListParagraph"/>
+        <w:numPr>
+          <w:ilvl w:val="0"/>
+          <w:numId w:val="2"/>
+        </w:numPr>
+        <w:spacing w:after="60" w:line="290"/>
+      </w:pPr>
+      <w:r>
+        <w:rPr>
+          <w:b/>
+          <w:bCs/>
+        </w:rPr>
+        <w:t xml:space="preserve">메모리 85% 경보</w:t>
+      </w:r>
+      <w:r>
+        <w:t xml:space="preserve">(F10-2) — 사용자가 콘솔에 적용, 실측 최대 약 16%(log/169). 사용자 확인으로 MFA·RFP 원문 공개 유지도 정리(log/174).</w:t>
+      </w:r>
+    </w:p>
+    <w:p>
+      <w:pPr>
+        <w:pStyle w:val="ListParagraph"/>
+        <w:numPr>
+          <w:ilvl w:val="0"/>
+          <w:numId w:val="2"/>
+        </w:numPr>
+        <w:spacing w:after="60" w:line="290"/>
+      </w:pPr>
+      <w:r>
+        <w:rPr>
+          <w:b/>
+          <w:bCs/>
+        </w:rPr>
+        <w:t xml:space="preserve">관리자 웹은 직원 계정만</w:t>
+      </w:r>
+      <w:r>
+        <w:t xml:space="preserve">(D66) — 회원 로그인은 회원 앱으로 안내하고 관리자 웹의 회원용 화면 코드를 지웠다(log/172).</w:t>
+      </w:r>
+    </w:p>
+    <w:p>
+      <w:pPr>
+        <w:pStyle w:val="ListParagraph"/>
+        <w:numPr>
+          <w:ilvl w:val="0"/>
+          <w:numId w:val="2"/>
+        </w:numPr>
+        <w:spacing w:after="60" w:line="290"/>
+      </w:pPr>
+      <w:r>
+        <w:rPr>
+          <w:b/>
+          <w:bCs/>
+        </w:rPr>
+        <w:t xml:space="preserve">혼잡도에 예약 인원 합산</w:t>
+      </w:r>
+      <w:r>
+        <w:t xml:space="preserve">(혼잡도관리 ADR-FAC-05) — 진행 중 강습의 예약 인원을 조회 때 더하고 현장 인원은 관리자가 입력. 입장 기록(키오스크) 방식은 설계 후 보류(log/173).</w:t>
+      </w:r>
+    </w:p>
+    <w:p>
+      <w:pPr>
+        <w:pStyle w:val="ListParagraph"/>
+        <w:numPr>
+          <w:ilvl w:val="0"/>
+          <w:numId w:val="2"/>
+        </w:numPr>
+        <w:spacing w:after="60" w:line="290"/>
+      </w:pPr>
+      <w:r>
+        <w:rPr>
+          <w:b/>
+          <w:bCs/>
+        </w:rPr>
         <w:t xml:space="preserve">RFP 추적</w:t>
       </w:r>
       <w:r>
-        <w:t xml:space="preserve"> — log/145~159 반영을 다시 대조하고(log/160), 이 보고서 5부로 산출물4를 채워 구현+조정 57/64 = 89%(부분 포함 95%), 기능·성능 27/28(log/161).</w:t>
+        <w:t xml:space="preserve"> — 재대조(log/160)와 이 보고서·메모리 경보로 구현+조정 58/64 = 91%(부분 포함 95%), 기능·성능 28/28(log/161·169).</w:t>
+      </w:r>
+    </w:p>
+    <w:p>
+      <w:pPr>
+        <w:pStyle w:val="ListParagraph"/>
+        <w:numPr>
+          <w:ilvl w:val="0"/>
+          <w:numId w:val="2"/>
+        </w:numPr>
+        <w:spacing w:after="60" w:line="290"/>
+      </w:pPr>
+      <w:r>
+        <w:rPr>
+          <w:b/>
+          <w:bCs/>
+        </w:rPr>
+        <w:t xml:space="preserve">중간 제출 정리</w:t>
+      </w:r>
+      <w:r>
+        <w:t xml:space="preserve">(D67) — 중간보고서를 지도교수가 혼자 읽는 덱으로 재구성, RFP 이행 증빙(조항별 쉬운 말·화면·결정 기록), 산출물 재생성(log/170·171·175).</w:t>
       </w:r>
     </w:p>
     <w:p>
@@ -1012,6 +1132,186 @@
           </w:p>
         </w:tc>
       </w:tr>
+      <w:tr>
+        <w:tc>
+          <w:tcPr>
+            <w:tcW w:type="dxa" w:w="1204"/>
+            <w:tcBorders>
+              <w:top w:val="single" w:color="CBD0CD" w:sz="4"/>
+              <w:left w:val="single" w:color="CBD0CD" w:sz="4"/>
+              <w:bottom w:val="single" w:color="CBD0CD" w:sz="4"/>
+              <w:right w:val="single" w:color="CBD0CD" w:sz="4"/>
+            </w:tcBorders>
+            <w:tcMar>
+              <w:top w:type="dxa" w:w="60"/>
+              <w:left w:type="dxa" w:w="100"/>
+              <w:bottom w:type="dxa" w:w="60"/>
+              <w:right w:type="dxa" w:w="100"/>
+            </w:tcMar>
+          </w:tcPr>
+          <w:p>
+            <w:pPr>
+              <w:spacing w:after="0" w:line="260"/>
+            </w:pPr>
+            <w:r>
+              <w:rPr>
+                <w:sz w:val="18"/>
+                <w:szCs w:val="18"/>
+              </w:rPr>
+              <w:t xml:space="preserve">D65</w:t>
+            </w:r>
+          </w:p>
+        </w:tc>
+        <w:tc>
+          <w:tcPr>
+            <w:tcW w:type="dxa" w:w="8434"/>
+            <w:tcBorders>
+              <w:top w:val="single" w:color="CBD0CD" w:sz="4"/>
+              <w:left w:val="single" w:color="CBD0CD" w:sz="4"/>
+              <w:bottom w:val="single" w:color="CBD0CD" w:sz="4"/>
+              <w:right w:val="single" w:color="CBD0CD" w:sz="4"/>
+            </w:tcBorders>
+            <w:tcMar>
+              <w:top w:type="dxa" w:w="60"/>
+              <w:left w:type="dxa" w:w="100"/>
+              <w:bottom w:type="dxa" w:w="60"/>
+              <w:right w:type="dxa" w:w="100"/>
+            </w:tcMar>
+          </w:tcPr>
+          <w:p>
+            <w:pPr>
+              <w:spacing w:after="0" w:line="260"/>
+            </w:pPr>
+            <w:r>
+              <w:rPr>
+                <w:sz w:val="18"/>
+                <w:szCs w:val="18"/>
+              </w:rPr>
+              <w:t xml:space="preserve">미룬 메이저 업그레이드 — NestJS 11(Express 5)·react-router 7로 운영 취약점 4 → 0, Express 5의 req.query getter·쿼리 파서 변화는 configureApp 한 곳에서 고정(격리 주입 유실을 테스트가 잡음), Lambda 묶음에 워크스페이스 의존성 포함</w:t>
+            </w:r>
+          </w:p>
+        </w:tc>
+      </w:tr>
+      <w:tr>
+        <w:tc>
+          <w:tcPr>
+            <w:tcW w:type="dxa" w:w="1204"/>
+            <w:tcBorders>
+              <w:top w:val="single" w:color="CBD0CD" w:sz="4"/>
+              <w:left w:val="single" w:color="CBD0CD" w:sz="4"/>
+              <w:bottom w:val="single" w:color="CBD0CD" w:sz="4"/>
+              <w:right w:val="single" w:color="CBD0CD" w:sz="4"/>
+            </w:tcBorders>
+            <w:tcMar>
+              <w:top w:type="dxa" w:w="60"/>
+              <w:left w:type="dxa" w:w="100"/>
+              <w:bottom w:type="dxa" w:w="60"/>
+              <w:right w:type="dxa" w:w="100"/>
+            </w:tcMar>
+          </w:tcPr>
+          <w:p>
+            <w:pPr>
+              <w:spacing w:after="0" w:line="260"/>
+            </w:pPr>
+            <w:r>
+              <w:rPr>
+                <w:sz w:val="18"/>
+                <w:szCs w:val="18"/>
+              </w:rPr>
+              <w:t xml:space="preserve">D66</w:t>
+            </w:r>
+          </w:p>
+        </w:tc>
+        <w:tc>
+          <w:tcPr>
+            <w:tcW w:type="dxa" w:w="8434"/>
+            <w:tcBorders>
+              <w:top w:val="single" w:color="CBD0CD" w:sz="4"/>
+              <w:left w:val="single" w:color="CBD0CD" w:sz="4"/>
+              <w:bottom w:val="single" w:color="CBD0CD" w:sz="4"/>
+              <w:right w:val="single" w:color="CBD0CD" w:sz="4"/>
+            </w:tcBorders>
+            <w:tcMar>
+              <w:top w:type="dxa" w:w="60"/>
+              <w:left w:type="dxa" w:w="100"/>
+              <w:bottom w:type="dxa" w:w="60"/>
+              <w:right w:type="dxa" w:w="100"/>
+            </w:tcMar>
+          </w:tcPr>
+          <w:p>
+            <w:pPr>
+              <w:spacing w:after="0" w:line="260"/>
+            </w:pPr>
+            <w:r>
+              <w:rPr>
+                <w:sz w:val="18"/>
+                <w:szCs w:val="18"/>
+              </w:rPr>
+              <w:t xml:space="preserve">관리자 웹은 직원 계정만 — 회원 계정은 로그인 단계에서 갱신 토큰을 폐기하고 회원 웹(/m/)으로 안내, 회원 데모 버튼·메뉴·예약 화면 회원 모드 삭제(서버 판정은 그대로)</w:t>
+            </w:r>
+          </w:p>
+        </w:tc>
+      </w:tr>
+      <w:tr>
+        <w:tc>
+          <w:tcPr>
+            <w:tcW w:type="dxa" w:w="1204"/>
+            <w:tcBorders>
+              <w:top w:val="single" w:color="CBD0CD" w:sz="4"/>
+              <w:left w:val="single" w:color="CBD0CD" w:sz="4"/>
+              <w:bottom w:val="single" w:color="CBD0CD" w:sz="4"/>
+              <w:right w:val="single" w:color="CBD0CD" w:sz="4"/>
+            </w:tcBorders>
+            <w:tcMar>
+              <w:top w:type="dxa" w:w="60"/>
+              <w:left w:type="dxa" w:w="100"/>
+              <w:bottom w:type="dxa" w:w="60"/>
+              <w:right w:type="dxa" w:w="100"/>
+            </w:tcMar>
+          </w:tcPr>
+          <w:p>
+            <w:pPr>
+              <w:spacing w:after="0" w:line="260"/>
+            </w:pPr>
+            <w:r>
+              <w:rPr>
+                <w:sz w:val="18"/>
+                <w:szCs w:val="18"/>
+              </w:rPr>
+              <w:t xml:space="preserve">D67</w:t>
+            </w:r>
+          </w:p>
+        </w:tc>
+        <w:tc>
+          <w:tcPr>
+            <w:tcW w:type="dxa" w:w="8434"/>
+            <w:tcBorders>
+              <w:top w:val="single" w:color="CBD0CD" w:sz="4"/>
+              <w:left w:val="single" w:color="CBD0CD" w:sz="4"/>
+              <w:bottom w:val="single" w:color="CBD0CD" w:sz="4"/>
+              <w:right w:val="single" w:color="CBD0CD" w:sz="4"/>
+            </w:tcBorders>
+            <w:tcMar>
+              <w:top w:type="dxa" w:w="60"/>
+              <w:left w:type="dxa" w:w="100"/>
+              <w:bottom w:type="dxa" w:w="60"/>
+              <w:right w:type="dxa" w:w="100"/>
+            </w:tcMar>
+          </w:tcPr>
+          <w:p>
+            <w:pPr>
+              <w:spacing w:after="0" w:line="260"/>
+            </w:pPr>
+            <w:r>
+              <w:rPr>
+                <w:sz w:val="18"/>
+                <w:szCs w:val="18"/>
+              </w:rPr>
+              <w:t xml:space="preserve">중간 제출물 구성(읽는 덱 중간보고서·RFP 이행 증빙 HTML·주차별 발표자료·산출물 재생성, 한 폴더) + 실운영 안 함(부분 3조항은 범위 밖, 키오스크 제외) + 다음 계획 세 갈래(사용감·계약서 OCR·회원 앱 형태)</w:t>
+            </w:r>
+          </w:p>
+        </w:tc>
+      </w:tr>
     </w:tbl>
     <w:p>
       <w:pPr>
@@ -1045,6 +1345,19 @@
       </w:pPr>
       <w:r>
         <w:t xml:space="preserve">화면 자동 테스트 7 → 10건 — 세부 권한 변경이 화면에 반영, 처리 대기함, 편집기 제목 범위·링크·스크립트 제거(log/147~157).</w:t>
+      </w:r>
+    </w:p>
+    <w:p>
+      <w:pPr>
+        <w:pStyle w:val="ListParagraph"/>
+        <w:numPr>
+          <w:ilvl w:val="0"/>
+          <w:numId w:val="2"/>
+        </w:numPr>
+        <w:spacing w:after="60" w:line="290"/>
+      </w:pPr>
+      <w:r>
+        <w:t xml:space="preserve">api 테스트 52개 파일 556건, 화면 자동 테스트 14건(첫 로그인 변경 강제·회원 로그인 거부·혼잡도 표시 추가)까지(log/164·172·173).</w:t>
       </w:r>
     </w:p>
     <w:p>
@@ -1456,6 +1769,95 @@
           </w:p>
         </w:tc>
       </w:tr>
+      <w:tr>
+        <w:tc>
+          <w:tcPr>
+            <w:tcW w:type="dxa" w:w="4101"/>
+            <w:tcBorders>
+              <w:top w:val="single" w:color="CBD0CD" w:sz="4"/>
+              <w:left w:val="single" w:color="CBD0CD" w:sz="4"/>
+              <w:bottom w:val="single" w:color="CBD0CD" w:sz="4"/>
+              <w:right w:val="single" w:color="CBD0CD" w:sz="4"/>
+            </w:tcBorders>
+            <w:tcMar>
+              <w:top w:type="dxa" w:w="60"/>
+              <w:left w:type="dxa" w:w="100"/>
+              <w:bottom w:type="dxa" w:w="60"/>
+              <w:right w:type="dxa" w:w="100"/>
+            </w:tcMar>
+          </w:tcPr>
+          <w:p>
+            <w:pPr>
+              <w:spacing w:after="0" w:line="260"/>
+            </w:pPr>
+            <w:r>
+              <w:rPr>
+                <w:sz w:val="18"/>
+                <w:szCs w:val="18"/>
+              </w:rPr>
+              <w:t xml:space="preserve">NestJS 11 업그레이드 직후 지점 관리자 목록에 다른 지점 데이터 — Express 5의 쿼리 객체가 매번 새로 만들어져 격리 필터 주입이 사라짐</w:t>
+            </w:r>
+          </w:p>
+        </w:tc>
+        <w:tc>
+          <w:tcPr>
+            <w:tcW w:type="dxa" w:w="4101"/>
+            <w:tcBorders>
+              <w:top w:val="single" w:color="CBD0CD" w:sz="4"/>
+              <w:left w:val="single" w:color="CBD0CD" w:sz="4"/>
+              <w:bottom w:val="single" w:color="CBD0CD" w:sz="4"/>
+              <w:right w:val="single" w:color="CBD0CD" w:sz="4"/>
+            </w:tcBorders>
+            <w:tcMar>
+              <w:top w:type="dxa" w:w="60"/>
+              <w:left w:type="dxa" w:w="100"/>
+              <w:bottom w:type="dxa" w:w="60"/>
+              <w:right w:type="dxa" w:w="100"/>
+            </w:tcMar>
+          </w:tcPr>
+          <w:p>
+            <w:pPr>
+              <w:spacing w:after="0" w:line="260"/>
+            </w:pPr>
+            <w:r>
+              <w:rPr>
+                <w:sz w:val="18"/>
+                <w:szCs w:val="18"/>
+              </w:rPr>
+              <w:t xml:space="preserve">기대값을 바꾸지 않고 앱 설정 한 곳에서 쿼리를 고정, 기존 격리 테스트로 확인</w:t>
+            </w:r>
+          </w:p>
+        </w:tc>
+        <w:tc>
+          <w:tcPr>
+            <w:tcW w:type="dxa" w:w="1436"/>
+            <w:tcBorders>
+              <w:top w:val="single" w:color="CBD0CD" w:sz="4"/>
+              <w:left w:val="single" w:color="CBD0CD" w:sz="4"/>
+              <w:bottom w:val="single" w:color="CBD0CD" w:sz="4"/>
+              <w:right w:val="single" w:color="CBD0CD" w:sz="4"/>
+            </w:tcBorders>
+            <w:tcMar>
+              <w:top w:type="dxa" w:w="60"/>
+              <w:left w:type="dxa" w:w="100"/>
+              <w:bottom w:type="dxa" w:w="60"/>
+              <w:right w:type="dxa" w:w="100"/>
+            </w:tcMar>
+          </w:tcPr>
+          <w:p>
+            <w:pPr>
+              <w:spacing w:after="0" w:line="260"/>
+            </w:pPr>
+            <w:r>
+              <w:rPr>
+                <w:sz w:val="18"/>
+                <w:szCs w:val="18"/>
+              </w:rPr>
+              <w:t xml:space="preserve">log/166</w:t>
+            </w:r>
+          </w:p>
+        </w:tc>
+      </w:tr>
     </w:tbl>
     <w:p>
       <w:pPr>
@@ -1475,7 +1877,7 @@
         <w:spacing w:after="60" w:line="290"/>
       </w:pPr>
       <w:r>
-        <w:t xml:space="preserve">메모리 85% 경보 AWS 콘솔 적용(F10-2) — 사용자 작업.</w:t>
+        <w:t xml:space="preserve">실운영은 하지 않는다(D67) — PG 실제 호출(N7-3)·업무위탁 계약서(N8-2)·검수·도입(T3-2)은 범위 밖으로 둔다.</w:t>
       </w:r>
     </w:p>
     <w:p>
@@ -1488,7 +1890,7 @@
         <w:spacing w:after="60" w:line="290"/>
       </w:pPr>
       <w:r>
-        <w:t xml:space="preserve">PG 연계 가능 여부 확인(N7-3)은 보류, 업무위탁 계약 문서(N8-2)·검수·도입(T3-2)은 실운영 조건이 있어야 한다.</w:t>
+        <w:t xml:space="preserve">사용감 확보 — 목록 쪽 나누기·검색·정렬 일관화, 수치 시각화, 자주 하는 작업의 단계 줄이기.</w:t>
       </w:r>
     </w:p>
     <w:p>
@@ -1501,7 +1903,7 @@
         <w:spacing w:after="60" w:line="290"/>
       </w:pPr>
       <w:r>
-        <w:t xml:space="preserve">보안 남은 조치 — 정수 입력 상한, 채용 직원 임시 비밀번호 무작위화(인증 변경 — 승인 먼저), 비밀번호 조합 규칙.</w:t>
+        <w:t xml:space="preserve">계약서 OCR·AI 분석 적용 검토(차별화전략 §1-1), 회원 앱 형태 재검토(PWA 접근성 한계 — 하이브리드·네이티브 비교, D40 재검토).</w:t>
       </w:r>
     </w:p>
     <w:p>
@@ -1509,7 +1911,7 @@
         <w:pStyle w:val="Heading2"/>
       </w:pPr>
       <w:r>
-        <w:t xml:space="preserve">부록. 작업 기록 (log/145 ~ log/161)</w:t>
+        <w:t xml:space="preserve">부록. 작업 기록 (log/145 ~ log/175)</w:t>
       </w:r>
     </w:p>
     <w:p>
@@ -3150,6 +3552,1252 @@
                 <w:szCs w:val="18"/>
               </w:rPr>
               <w:t xml:space="preserve">단계별 개발 진행 보고서 5부(Word) — 실제 일한 순서 5단계, 진행 기록·결정 인덱스에서 생성, RFP P4 구현(88% → 89%)</w:t>
+            </w:r>
+          </w:p>
+        </w:tc>
+      </w:tr>
+      <w:tr>
+        <w:tc>
+          <w:tcPr>
+            <w:tcW w:type="dxa" w:w="838"/>
+            <w:tcBorders>
+              <w:top w:val="single" w:color="CBD0CD" w:sz="4"/>
+              <w:left w:val="single" w:color="CBD0CD" w:sz="4"/>
+              <w:bottom w:val="single" w:color="CBD0CD" w:sz="4"/>
+              <w:right w:val="single" w:color="CBD0CD" w:sz="4"/>
+            </w:tcBorders>
+            <w:tcMar>
+              <w:top w:type="dxa" w:w="60"/>
+              <w:left w:type="dxa" w:w="100"/>
+              <w:bottom w:type="dxa" w:w="60"/>
+              <w:right w:type="dxa" w:w="100"/>
+            </w:tcMar>
+          </w:tcPr>
+          <w:p>
+            <w:pPr>
+              <w:spacing w:after="0" w:line="260"/>
+            </w:pPr>
+            <w:r>
+              <w:rPr>
+                <w:sz w:val="18"/>
+                <w:szCs w:val="18"/>
+              </w:rPr>
+              <w:t xml:space="preserve">162</w:t>
+            </w:r>
+          </w:p>
+        </w:tc>
+        <w:tc>
+          <w:tcPr>
+            <w:tcW w:type="dxa" w:w="1466"/>
+            <w:tcBorders>
+              <w:top w:val="single" w:color="CBD0CD" w:sz="4"/>
+              <w:left w:val="single" w:color="CBD0CD" w:sz="4"/>
+              <w:bottom w:val="single" w:color="CBD0CD" w:sz="4"/>
+              <w:right w:val="single" w:color="CBD0CD" w:sz="4"/>
+            </w:tcBorders>
+            <w:tcMar>
+              <w:top w:type="dxa" w:w="60"/>
+              <w:left w:type="dxa" w:w="100"/>
+              <w:bottom w:type="dxa" w:w="60"/>
+              <w:right w:type="dxa" w:w="100"/>
+            </w:tcMar>
+          </w:tcPr>
+          <w:p>
+            <w:pPr>
+              <w:spacing w:after="0" w:line="260"/>
+            </w:pPr>
+            <w:r>
+              <w:rPr>
+                <w:sz w:val="18"/>
+                <w:szCs w:val="18"/>
+              </w:rPr>
+              <w:t xml:space="preserve">2026-10-22</w:t>
+            </w:r>
+          </w:p>
+        </w:tc>
+        <w:tc>
+          <w:tcPr>
+            <w:tcW w:type="dxa" w:w="7334"/>
+            <w:tcBorders>
+              <w:top w:val="single" w:color="CBD0CD" w:sz="4"/>
+              <w:left w:val="single" w:color="CBD0CD" w:sz="4"/>
+              <w:bottom w:val="single" w:color="CBD0CD" w:sz="4"/>
+              <w:right w:val="single" w:color="CBD0CD" w:sz="4"/>
+            </w:tcBorders>
+            <w:tcMar>
+              <w:top w:type="dxa" w:w="60"/>
+              <w:left w:type="dxa" w:w="100"/>
+              <w:bottom w:type="dxa" w:w="60"/>
+              <w:right w:type="dxa" w:w="100"/>
+            </w:tcMar>
+          </w:tcPr>
+          <w:p>
+            <w:pPr>
+              <w:spacing w:after="0" w:line="260"/>
+            </w:pPr>
+            <w:r>
+              <w:rPr>
+                <w:sz w:val="18"/>
+                <w:szCs w:val="18"/>
+              </w:rPr>
+              <w:t xml:space="preserve">중간발표 구성안 4-7을 RFP 89% 기준으로 — 충족률·남은 7조항·테스트·배포 DB 등 10/19 이후 바뀐 사실 갱신(구성·장 수 그대로)</w:t>
+            </w:r>
+          </w:p>
+        </w:tc>
+      </w:tr>
+      <w:tr>
+        <w:tc>
+          <w:tcPr>
+            <w:tcW w:type="dxa" w:w="838"/>
+            <w:tcBorders>
+              <w:top w:val="single" w:color="CBD0CD" w:sz="4"/>
+              <w:left w:val="single" w:color="CBD0CD" w:sz="4"/>
+              <w:bottom w:val="single" w:color="CBD0CD" w:sz="4"/>
+              <w:right w:val="single" w:color="CBD0CD" w:sz="4"/>
+            </w:tcBorders>
+            <w:tcMar>
+              <w:top w:type="dxa" w:w="60"/>
+              <w:left w:type="dxa" w:w="100"/>
+              <w:bottom w:type="dxa" w:w="60"/>
+              <w:right w:type="dxa" w:w="100"/>
+            </w:tcMar>
+          </w:tcPr>
+          <w:p>
+            <w:pPr>
+              <w:spacing w:after="0" w:line="260"/>
+            </w:pPr>
+            <w:r>
+              <w:rPr>
+                <w:sz w:val="18"/>
+                <w:szCs w:val="18"/>
+              </w:rPr>
+              <w:t xml:space="preserve">163</w:t>
+            </w:r>
+          </w:p>
+        </w:tc>
+        <w:tc>
+          <w:tcPr>
+            <w:tcW w:type="dxa" w:w="1466"/>
+            <w:tcBorders>
+              <w:top w:val="single" w:color="CBD0CD" w:sz="4"/>
+              <w:left w:val="single" w:color="CBD0CD" w:sz="4"/>
+              <w:bottom w:val="single" w:color="CBD0CD" w:sz="4"/>
+              <w:right w:val="single" w:color="CBD0CD" w:sz="4"/>
+            </w:tcBorders>
+            <w:tcMar>
+              <w:top w:type="dxa" w:w="60"/>
+              <w:left w:type="dxa" w:w="100"/>
+              <w:bottom w:type="dxa" w:w="60"/>
+              <w:right w:type="dxa" w:w="100"/>
+            </w:tcMar>
+          </w:tcPr>
+          <w:p>
+            <w:pPr>
+              <w:spacing w:after="0" w:line="260"/>
+            </w:pPr>
+            <w:r>
+              <w:rPr>
+                <w:sz w:val="18"/>
+                <w:szCs w:val="18"/>
+              </w:rPr>
+              <w:t xml:space="preserve">2026-10-22</w:t>
+            </w:r>
+          </w:p>
+        </w:tc>
+        <w:tc>
+          <w:tcPr>
+            <w:tcW w:type="dxa" w:w="7334"/>
+            <w:tcBorders>
+              <w:top w:val="single" w:color="CBD0CD" w:sz="4"/>
+              <w:left w:val="single" w:color="CBD0CD" w:sz="4"/>
+              <w:bottom w:val="single" w:color="CBD0CD" w:sz="4"/>
+              <w:right w:val="single" w:color="CBD0CD" w:sz="4"/>
+            </w:tcBorders>
+            <w:tcMar>
+              <w:top w:type="dxa" w:w="60"/>
+              <w:left w:type="dxa" w:w="100"/>
+              <w:bottom w:type="dxa" w:w="60"/>
+              <w:right w:type="dxa" w:w="100"/>
+            </w:tcMar>
+          </w:tcPr>
+          <w:p>
+            <w:pPr>
+              <w:spacing w:after="0" w:line="260"/>
+            </w:pPr>
+            <w:r>
+              <w:rPr>
+                <w:sz w:val="18"/>
+                <w:szCs w:val="18"/>
+              </w:rPr>
+              <w:t xml:space="preserve">중간발표 파트 A에 10/20~22 작업 2장(A7 세부 권한·시설 공지·처리 대기함·편집기, A8 화면 자동 테스트·휴가 결함·재시드·배포 안전장치) — 24장·20분 유지</w:t>
+            </w:r>
+          </w:p>
+        </w:tc>
+      </w:tr>
+      <w:tr>
+        <w:tc>
+          <w:tcPr>
+            <w:tcW w:type="dxa" w:w="838"/>
+            <w:tcBorders>
+              <w:top w:val="single" w:color="CBD0CD" w:sz="4"/>
+              <w:left w:val="single" w:color="CBD0CD" w:sz="4"/>
+              <w:bottom w:val="single" w:color="CBD0CD" w:sz="4"/>
+              <w:right w:val="single" w:color="CBD0CD" w:sz="4"/>
+            </w:tcBorders>
+            <w:tcMar>
+              <w:top w:type="dxa" w:w="60"/>
+              <w:left w:type="dxa" w:w="100"/>
+              <w:bottom w:type="dxa" w:w="60"/>
+              <w:right w:type="dxa" w:w="100"/>
+            </w:tcMar>
+          </w:tcPr>
+          <w:p>
+            <w:pPr>
+              <w:spacing w:after="0" w:line="260"/>
+            </w:pPr>
+            <w:r>
+              <w:rPr>
+                <w:sz w:val="18"/>
+                <w:szCs w:val="18"/>
+              </w:rPr>
+              <w:t xml:space="preserve">164</w:t>
+            </w:r>
+          </w:p>
+        </w:tc>
+        <w:tc>
+          <w:tcPr>
+            <w:tcW w:type="dxa" w:w="1466"/>
+            <w:tcBorders>
+              <w:top w:val="single" w:color="CBD0CD" w:sz="4"/>
+              <w:left w:val="single" w:color="CBD0CD" w:sz="4"/>
+              <w:bottom w:val="single" w:color="CBD0CD" w:sz="4"/>
+              <w:right w:val="single" w:color="CBD0CD" w:sz="4"/>
+            </w:tcBorders>
+            <w:tcMar>
+              <w:top w:type="dxa" w:w="60"/>
+              <w:left w:type="dxa" w:w="100"/>
+              <w:bottom w:type="dxa" w:w="60"/>
+              <w:right w:type="dxa" w:w="100"/>
+            </w:tcMar>
+          </w:tcPr>
+          <w:p>
+            <w:pPr>
+              <w:spacing w:after="0" w:line="260"/>
+            </w:pPr>
+            <w:r>
+              <w:rPr>
+                <w:sz w:val="18"/>
+                <w:szCs w:val="18"/>
+              </w:rPr>
+              <w:t xml:space="preserve">2026-10-22</w:t>
+            </w:r>
+          </w:p>
+        </w:tc>
+        <w:tc>
+          <w:tcPr>
+            <w:tcW w:type="dxa" w:w="7334"/>
+            <w:tcBorders>
+              <w:top w:val="single" w:color="CBD0CD" w:sz="4"/>
+              <w:left w:val="single" w:color="CBD0CD" w:sz="4"/>
+              <w:bottom w:val="single" w:color="CBD0CD" w:sz="4"/>
+              <w:right w:val="single" w:color="CBD0CD" w:sz="4"/>
+            </w:tcBorders>
+            <w:tcMar>
+              <w:top w:type="dxa" w:w="60"/>
+              <w:left w:type="dxa" w:w="100"/>
+              <w:bottom w:type="dxa" w:w="60"/>
+              <w:right w:type="dxa" w:w="100"/>
+            </w:tcMar>
+          </w:tcPr>
+          <w:p>
+            <w:pPr>
+              <w:spacing w:after="0" w:line="260"/>
+            </w:pPr>
+            <w:r>
+              <w:rPr>
+                <w:sz w:val="18"/>
+                <w:szCs w:val="18"/>
+              </w:rPr>
+              <w:t xml:space="preserve">보안 남은 조치 3건 — 정수 입력 상한 15개(500 → 400), 새 비밀번호 영문·숫자 8~72자, 채용 무작위 임시 비밀번호 + 첫 로그인 변경 강제(ADR-AUTH-08, 배포 DB 열 선적용 — 사용자 승인)</w:t>
+            </w:r>
+          </w:p>
+        </w:tc>
+      </w:tr>
+      <w:tr>
+        <w:tc>
+          <w:tcPr>
+            <w:tcW w:type="dxa" w:w="838"/>
+            <w:tcBorders>
+              <w:top w:val="single" w:color="CBD0CD" w:sz="4"/>
+              <w:left w:val="single" w:color="CBD0CD" w:sz="4"/>
+              <w:bottom w:val="single" w:color="CBD0CD" w:sz="4"/>
+              <w:right w:val="single" w:color="CBD0CD" w:sz="4"/>
+            </w:tcBorders>
+            <w:tcMar>
+              <w:top w:type="dxa" w:w="60"/>
+              <w:left w:type="dxa" w:w="100"/>
+              <w:bottom w:type="dxa" w:w="60"/>
+              <w:right w:type="dxa" w:w="100"/>
+            </w:tcMar>
+          </w:tcPr>
+          <w:p>
+            <w:pPr>
+              <w:spacing w:after="0" w:line="260"/>
+            </w:pPr>
+            <w:r>
+              <w:rPr>
+                <w:sz w:val="18"/>
+                <w:szCs w:val="18"/>
+              </w:rPr>
+              <w:t xml:space="preserve">165</w:t>
+            </w:r>
+          </w:p>
+        </w:tc>
+        <w:tc>
+          <w:tcPr>
+            <w:tcW w:type="dxa" w:w="1466"/>
+            <w:tcBorders>
+              <w:top w:val="single" w:color="CBD0CD" w:sz="4"/>
+              <w:left w:val="single" w:color="CBD0CD" w:sz="4"/>
+              <w:bottom w:val="single" w:color="CBD0CD" w:sz="4"/>
+              <w:right w:val="single" w:color="CBD0CD" w:sz="4"/>
+            </w:tcBorders>
+            <w:tcMar>
+              <w:top w:type="dxa" w:w="60"/>
+              <w:left w:type="dxa" w:w="100"/>
+              <w:bottom w:type="dxa" w:w="60"/>
+              <w:right w:type="dxa" w:w="100"/>
+            </w:tcMar>
+          </w:tcPr>
+          <w:p>
+            <w:pPr>
+              <w:spacing w:after="0" w:line="260"/>
+            </w:pPr>
+            <w:r>
+              <w:rPr>
+                <w:sz w:val="18"/>
+                <w:szCs w:val="18"/>
+              </w:rPr>
+              <w:t xml:space="preserve">2026-10-22</w:t>
+            </w:r>
+          </w:p>
+        </w:tc>
+        <w:tc>
+          <w:tcPr>
+            <w:tcW w:type="dxa" w:w="7334"/>
+            <w:tcBorders>
+              <w:top w:val="single" w:color="CBD0CD" w:sz="4"/>
+              <w:left w:val="single" w:color="CBD0CD" w:sz="4"/>
+              <w:bottom w:val="single" w:color="CBD0CD" w:sz="4"/>
+              <w:right w:val="single" w:color="CBD0CD" w:sz="4"/>
+            </w:tcBorders>
+            <w:tcMar>
+              <w:top w:type="dxa" w:w="60"/>
+              <w:left w:type="dxa" w:w="100"/>
+              <w:bottom w:type="dxa" w:w="60"/>
+              <w:right w:type="dxa" w:w="100"/>
+            </w:tcMar>
+          </w:tcPr>
+          <w:p>
+            <w:pPr>
+              <w:spacing w:after="0" w:line="260"/>
+            </w:pPr>
+            <w:r>
+              <w:rPr>
+                <w:sz w:val="18"/>
+                <w:szCs w:val="18"/>
+              </w:rPr>
+              <w:t xml:space="preserve">PG 연계 확인 문서(pg-integration-check)·업무위탁 문서 항목·DPA·연 1회 감독 절차(security-plan §7) — N7-3·N8-2는 사용자 단계(테스트 키 호출·DPA 서명)만 남아 판정은 부분 그대로</w:t>
+            </w:r>
+          </w:p>
+        </w:tc>
+      </w:tr>
+      <w:tr>
+        <w:tc>
+          <w:tcPr>
+            <w:tcW w:type="dxa" w:w="838"/>
+            <w:tcBorders>
+              <w:top w:val="single" w:color="CBD0CD" w:sz="4"/>
+              <w:left w:val="single" w:color="CBD0CD" w:sz="4"/>
+              <w:bottom w:val="single" w:color="CBD0CD" w:sz="4"/>
+              <w:right w:val="single" w:color="CBD0CD" w:sz="4"/>
+            </w:tcBorders>
+            <w:tcMar>
+              <w:top w:type="dxa" w:w="60"/>
+              <w:left w:type="dxa" w:w="100"/>
+              <w:bottom w:type="dxa" w:w="60"/>
+              <w:right w:type="dxa" w:w="100"/>
+            </w:tcMar>
+          </w:tcPr>
+          <w:p>
+            <w:pPr>
+              <w:spacing w:after="0" w:line="260"/>
+            </w:pPr>
+            <w:r>
+              <w:rPr>
+                <w:sz w:val="18"/>
+                <w:szCs w:val="18"/>
+              </w:rPr>
+              <w:t xml:space="preserve">166</w:t>
+            </w:r>
+          </w:p>
+        </w:tc>
+        <w:tc>
+          <w:tcPr>
+            <w:tcW w:type="dxa" w:w="1466"/>
+            <w:tcBorders>
+              <w:top w:val="single" w:color="CBD0CD" w:sz="4"/>
+              <w:left w:val="single" w:color="CBD0CD" w:sz="4"/>
+              <w:bottom w:val="single" w:color="CBD0CD" w:sz="4"/>
+              <w:right w:val="single" w:color="CBD0CD" w:sz="4"/>
+            </w:tcBorders>
+            <w:tcMar>
+              <w:top w:type="dxa" w:w="60"/>
+              <w:left w:type="dxa" w:w="100"/>
+              <w:bottom w:type="dxa" w:w="60"/>
+              <w:right w:type="dxa" w:w="100"/>
+            </w:tcMar>
+          </w:tcPr>
+          <w:p>
+            <w:pPr>
+              <w:spacing w:after="0" w:line="260"/>
+            </w:pPr>
+            <w:r>
+              <w:rPr>
+                <w:sz w:val="18"/>
+                <w:szCs w:val="18"/>
+              </w:rPr>
+              <w:t xml:space="preserve">2026-10-22</w:t>
+            </w:r>
+          </w:p>
+        </w:tc>
+        <w:tc>
+          <w:tcPr>
+            <w:tcW w:type="dxa" w:w="7334"/>
+            <w:tcBorders>
+              <w:top w:val="single" w:color="CBD0CD" w:sz="4"/>
+              <w:left w:val="single" w:color="CBD0CD" w:sz="4"/>
+              <w:bottom w:val="single" w:color="CBD0CD" w:sz="4"/>
+              <w:right w:val="single" w:color="CBD0CD" w:sz="4"/>
+            </w:tcBorders>
+            <w:tcMar>
+              <w:top w:type="dxa" w:w="60"/>
+              <w:left w:type="dxa" w:w="100"/>
+              <w:bottom w:type="dxa" w:w="60"/>
+              <w:right w:type="dxa" w:w="100"/>
+            </w:tcMar>
+          </w:tcPr>
+          <w:p>
+            <w:pPr>
+              <w:spacing w:after="0" w:line="260"/>
+            </w:pPr>
+            <w:r>
+              <w:rPr>
+                <w:sz w:val="18"/>
+                <w:szCs w:val="18"/>
+              </w:rPr>
+              <w:t xml:space="preserve">NestJS 11·react-router 7 — 운영 의존성 취약점 4 → 0, Express 5 req.query getter가 지점 격리 주입을 지운 것을 jest 16건이 잡아 configureApp에서 고정, Lambda 묶음에 워크스페이스 의존성 포함(D65)</w:t>
+            </w:r>
+          </w:p>
+        </w:tc>
+      </w:tr>
+      <w:tr>
+        <w:tc>
+          <w:tcPr>
+            <w:tcW w:type="dxa" w:w="838"/>
+            <w:tcBorders>
+              <w:top w:val="single" w:color="CBD0CD" w:sz="4"/>
+              <w:left w:val="single" w:color="CBD0CD" w:sz="4"/>
+              <w:bottom w:val="single" w:color="CBD0CD" w:sz="4"/>
+              <w:right w:val="single" w:color="CBD0CD" w:sz="4"/>
+            </w:tcBorders>
+            <w:tcMar>
+              <w:top w:type="dxa" w:w="60"/>
+              <w:left w:type="dxa" w:w="100"/>
+              <w:bottom w:type="dxa" w:w="60"/>
+              <w:right w:type="dxa" w:w="100"/>
+            </w:tcMar>
+          </w:tcPr>
+          <w:p>
+            <w:pPr>
+              <w:spacing w:after="0" w:line="260"/>
+            </w:pPr>
+            <w:r>
+              <w:rPr>
+                <w:sz w:val="18"/>
+                <w:szCs w:val="18"/>
+              </w:rPr>
+              <w:t xml:space="preserve">167</w:t>
+            </w:r>
+          </w:p>
+        </w:tc>
+        <w:tc>
+          <w:tcPr>
+            <w:tcW w:type="dxa" w:w="1466"/>
+            <w:tcBorders>
+              <w:top w:val="single" w:color="CBD0CD" w:sz="4"/>
+              <w:left w:val="single" w:color="CBD0CD" w:sz="4"/>
+              <w:bottom w:val="single" w:color="CBD0CD" w:sz="4"/>
+              <w:right w:val="single" w:color="CBD0CD" w:sz="4"/>
+            </w:tcBorders>
+            <w:tcMar>
+              <w:top w:type="dxa" w:w="60"/>
+              <w:left w:type="dxa" w:w="100"/>
+              <w:bottom w:type="dxa" w:w="60"/>
+              <w:right w:type="dxa" w:w="100"/>
+            </w:tcMar>
+          </w:tcPr>
+          <w:p>
+            <w:pPr>
+              <w:spacing w:after="0" w:line="260"/>
+            </w:pPr>
+            <w:r>
+              <w:rPr>
+                <w:sz w:val="18"/>
+                <w:szCs w:val="18"/>
+              </w:rPr>
+              <w:t xml:space="preserve">2026-10-22</w:t>
+            </w:r>
+          </w:p>
+        </w:tc>
+        <w:tc>
+          <w:tcPr>
+            <w:tcW w:type="dxa" w:w="7334"/>
+            <w:tcBorders>
+              <w:top w:val="single" w:color="CBD0CD" w:sz="4"/>
+              <w:left w:val="single" w:color="CBD0CD" w:sz="4"/>
+              <w:bottom w:val="single" w:color="CBD0CD" w:sz="4"/>
+              <w:right w:val="single" w:color="CBD0CD" w:sz="4"/>
+            </w:tcBorders>
+            <w:tcMar>
+              <w:top w:type="dxa" w:w="60"/>
+              <w:left w:type="dxa" w:w="100"/>
+              <w:bottom w:type="dxa" w:w="60"/>
+              <w:right w:type="dxa" w:w="100"/>
+            </w:tcMar>
+          </w:tcPr>
+          <w:p>
+            <w:pPr>
+              <w:spacing w:after="0" w:line="260"/>
+            </w:pPr>
+            <w:r>
+              <w:rPr>
+                <w:sz w:val="18"/>
+                <w:szCs w:val="18"/>
+              </w:rPr>
+              <w:t xml:space="preserve">Worker 재배포 확인 — 번들 해시가 dev fc71c75 빌드와 같음(강제 변경 창·비밀번호 규칙·react-router 7), 설치 출력 34건은 개발 도구 뿌리 2개(D64)</w:t>
+            </w:r>
+          </w:p>
+        </w:tc>
+      </w:tr>
+      <w:tr>
+        <w:tc>
+          <w:tcPr>
+            <w:tcW w:type="dxa" w:w="838"/>
+            <w:tcBorders>
+              <w:top w:val="single" w:color="CBD0CD" w:sz="4"/>
+              <w:left w:val="single" w:color="CBD0CD" w:sz="4"/>
+              <w:bottom w:val="single" w:color="CBD0CD" w:sz="4"/>
+              <w:right w:val="single" w:color="CBD0CD" w:sz="4"/>
+            </w:tcBorders>
+            <w:tcMar>
+              <w:top w:type="dxa" w:w="60"/>
+              <w:left w:type="dxa" w:w="100"/>
+              <w:bottom w:type="dxa" w:w="60"/>
+              <w:right w:type="dxa" w:w="100"/>
+            </w:tcMar>
+          </w:tcPr>
+          <w:p>
+            <w:pPr>
+              <w:spacing w:after="0" w:line="260"/>
+            </w:pPr>
+            <w:r>
+              <w:rPr>
+                <w:sz w:val="18"/>
+                <w:szCs w:val="18"/>
+              </w:rPr>
+              <w:t xml:space="preserve">168</w:t>
+            </w:r>
+          </w:p>
+        </w:tc>
+        <w:tc>
+          <w:tcPr>
+            <w:tcW w:type="dxa" w:w="1466"/>
+            <w:tcBorders>
+              <w:top w:val="single" w:color="CBD0CD" w:sz="4"/>
+              <w:left w:val="single" w:color="CBD0CD" w:sz="4"/>
+              <w:bottom w:val="single" w:color="CBD0CD" w:sz="4"/>
+              <w:right w:val="single" w:color="CBD0CD" w:sz="4"/>
+            </w:tcBorders>
+            <w:tcMar>
+              <w:top w:type="dxa" w:w="60"/>
+              <w:left w:type="dxa" w:w="100"/>
+              <w:bottom w:type="dxa" w:w="60"/>
+              <w:right w:type="dxa" w:w="100"/>
+            </w:tcMar>
+          </w:tcPr>
+          <w:p>
+            <w:pPr>
+              <w:spacing w:after="0" w:line="260"/>
+            </w:pPr>
+            <w:r>
+              <w:rPr>
+                <w:sz w:val="18"/>
+                <w:szCs w:val="18"/>
+              </w:rPr>
+              <w:t xml:space="preserve">2026-10-22</w:t>
+            </w:r>
+          </w:p>
+        </w:tc>
+        <w:tc>
+          <w:tcPr>
+            <w:tcW w:type="dxa" w:w="7334"/>
+            <w:tcBorders>
+              <w:top w:val="single" w:color="CBD0CD" w:sz="4"/>
+              <w:left w:val="single" w:color="CBD0CD" w:sz="4"/>
+              <w:bottom w:val="single" w:color="CBD0CD" w:sz="4"/>
+              <w:right w:val="single" w:color="CBD0CD" w:sz="4"/>
+            </w:tcBorders>
+            <w:tcMar>
+              <w:top w:type="dxa" w:w="60"/>
+              <w:left w:type="dxa" w:w="100"/>
+              <w:bottom w:type="dxa" w:w="60"/>
+              <w:right w:type="dxa" w:w="100"/>
+            </w:tcMar>
+          </w:tcPr>
+          <w:p>
+            <w:pPr>
+              <w:spacing w:after="0" w:line="260"/>
+            </w:pPr>
+            <w:r>
+              <w:rPr>
+                <w:sz w:val="18"/>
+                <w:szCs w:val="18"/>
+              </w:rPr>
+              <w:t xml:space="preserve">배포 DB 채용 계정 점검(읽기 전용) — 41개 모두 시드, 데모 비밀번호로 열리는 채용 계정 0개. S1(비밀값 노출)·S2(데모 계정 노출)는 실운영 계획이 없어 수용(사용자)</w:t>
+            </w:r>
+          </w:p>
+        </w:tc>
+      </w:tr>
+      <w:tr>
+        <w:tc>
+          <w:tcPr>
+            <w:tcW w:type="dxa" w:w="838"/>
+            <w:tcBorders>
+              <w:top w:val="single" w:color="CBD0CD" w:sz="4"/>
+              <w:left w:val="single" w:color="CBD0CD" w:sz="4"/>
+              <w:bottom w:val="single" w:color="CBD0CD" w:sz="4"/>
+              <w:right w:val="single" w:color="CBD0CD" w:sz="4"/>
+            </w:tcBorders>
+            <w:tcMar>
+              <w:top w:type="dxa" w:w="60"/>
+              <w:left w:type="dxa" w:w="100"/>
+              <w:bottom w:type="dxa" w:w="60"/>
+              <w:right w:type="dxa" w:w="100"/>
+            </w:tcMar>
+          </w:tcPr>
+          <w:p>
+            <w:pPr>
+              <w:spacing w:after="0" w:line="260"/>
+            </w:pPr>
+            <w:r>
+              <w:rPr>
+                <w:sz w:val="18"/>
+                <w:szCs w:val="18"/>
+              </w:rPr>
+              <w:t xml:space="preserve">169</w:t>
+            </w:r>
+          </w:p>
+        </w:tc>
+        <w:tc>
+          <w:tcPr>
+            <w:tcW w:type="dxa" w:w="1466"/>
+            <w:tcBorders>
+              <w:top w:val="single" w:color="CBD0CD" w:sz="4"/>
+              <w:left w:val="single" w:color="CBD0CD" w:sz="4"/>
+              <w:bottom w:val="single" w:color="CBD0CD" w:sz="4"/>
+              <w:right w:val="single" w:color="CBD0CD" w:sz="4"/>
+            </w:tcBorders>
+            <w:tcMar>
+              <w:top w:type="dxa" w:w="60"/>
+              <w:left w:type="dxa" w:w="100"/>
+              <w:bottom w:type="dxa" w:w="60"/>
+              <w:right w:type="dxa" w:w="100"/>
+            </w:tcMar>
+          </w:tcPr>
+          <w:p>
+            <w:pPr>
+              <w:spacing w:after="0" w:line="260"/>
+            </w:pPr>
+            <w:r>
+              <w:rPr>
+                <w:sz w:val="18"/>
+                <w:szCs w:val="18"/>
+              </w:rPr>
+              <w:t xml:space="preserve">2026-10-22</w:t>
+            </w:r>
+          </w:p>
+        </w:tc>
+        <w:tc>
+          <w:tcPr>
+            <w:tcW w:type="dxa" w:w="7334"/>
+            <w:tcBorders>
+              <w:top w:val="single" w:color="CBD0CD" w:sz="4"/>
+              <w:left w:val="single" w:color="CBD0CD" w:sz="4"/>
+              <w:bottom w:val="single" w:color="CBD0CD" w:sz="4"/>
+              <w:right w:val="single" w:color="CBD0CD" w:sz="4"/>
+            </w:tcBorders>
+            <w:tcMar>
+              <w:top w:type="dxa" w:w="60"/>
+              <w:left w:type="dxa" w:w="100"/>
+              <w:bottom w:type="dxa" w:w="60"/>
+              <w:right w:type="dxa" w:w="100"/>
+            </w:tcMar>
+          </w:tcPr>
+          <w:p>
+            <w:pPr>
+              <w:spacing w:after="0" w:line="260"/>
+            </w:pPr>
+            <w:r>
+              <w:rPr>
+                <w:sz w:val="18"/>
+                <w:szCs w:val="18"/>
+              </w:rPr>
+              <w:t xml:space="preserve">메모리 85% 경보 운영 적용(사용자, 콘솔) — 패턴 테스트 max_mem 167MB(약 16%), F10-2 부분 → 구현, RFP 충족 89% → 91%</w:t>
+            </w:r>
+          </w:p>
+        </w:tc>
+      </w:tr>
+      <w:tr>
+        <w:tc>
+          <w:tcPr>
+            <w:tcW w:type="dxa" w:w="838"/>
+            <w:tcBorders>
+              <w:top w:val="single" w:color="CBD0CD" w:sz="4"/>
+              <w:left w:val="single" w:color="CBD0CD" w:sz="4"/>
+              <w:bottom w:val="single" w:color="CBD0CD" w:sz="4"/>
+              <w:right w:val="single" w:color="CBD0CD" w:sz="4"/>
+            </w:tcBorders>
+            <w:tcMar>
+              <w:top w:type="dxa" w:w="60"/>
+              <w:left w:type="dxa" w:w="100"/>
+              <w:bottom w:type="dxa" w:w="60"/>
+              <w:right w:type="dxa" w:w="100"/>
+            </w:tcMar>
+          </w:tcPr>
+          <w:p>
+            <w:pPr>
+              <w:spacing w:after="0" w:line="260"/>
+            </w:pPr>
+            <w:r>
+              <w:rPr>
+                <w:sz w:val="18"/>
+                <w:szCs w:val="18"/>
+              </w:rPr>
+              <w:t xml:space="preserve">170</w:t>
+            </w:r>
+          </w:p>
+        </w:tc>
+        <w:tc>
+          <w:tcPr>
+            <w:tcW w:type="dxa" w:w="1466"/>
+            <w:tcBorders>
+              <w:top w:val="single" w:color="CBD0CD" w:sz="4"/>
+              <w:left w:val="single" w:color="CBD0CD" w:sz="4"/>
+              <w:bottom w:val="single" w:color="CBD0CD" w:sz="4"/>
+              <w:right w:val="single" w:color="CBD0CD" w:sz="4"/>
+            </w:tcBorders>
+            <w:tcMar>
+              <w:top w:type="dxa" w:w="60"/>
+              <w:left w:type="dxa" w:w="100"/>
+              <w:bottom w:type="dxa" w:w="60"/>
+              <w:right w:type="dxa" w:w="100"/>
+            </w:tcMar>
+          </w:tcPr>
+          <w:p>
+            <w:pPr>
+              <w:spacing w:after="0" w:line="260"/>
+            </w:pPr>
+            <w:r>
+              <w:rPr>
+                <w:sz w:val="18"/>
+                <w:szCs w:val="18"/>
+              </w:rPr>
+              <w:t xml:space="preserve">2026-10-22</w:t>
+            </w:r>
+          </w:p>
+        </w:tc>
+        <w:tc>
+          <w:tcPr>
+            <w:tcW w:type="dxa" w:w="7334"/>
+            <w:tcBorders>
+              <w:top w:val="single" w:color="CBD0CD" w:sz="4"/>
+              <w:left w:val="single" w:color="CBD0CD" w:sz="4"/>
+              <w:bottom w:val="single" w:color="CBD0CD" w:sz="4"/>
+              <w:right w:val="single" w:color="CBD0CD" w:sz="4"/>
+            </w:tcBorders>
+            <w:tcMar>
+              <w:top w:type="dxa" w:w="60"/>
+              <w:left w:type="dxa" w:w="100"/>
+              <w:bottom w:type="dxa" w:w="60"/>
+              <w:right w:type="dxa" w:w="100"/>
+            </w:tcMar>
+          </w:tcPr>
+          <w:p>
+            <w:pPr>
+              <w:spacing w:after="0" w:line="260"/>
+            </w:pPr>
+            <w:r>
+              <w:rPr>
+                <w:sz w:val="18"/>
+                <w:szCs w:val="18"/>
+              </w:rPr>
+              <w:t xml:space="preserve">중간발표 구성안 개편 — RFP를 백분율 대신 요구사항별 이행 현황표 6장(RFP가 요구한 것 → 구현한 것 → 이행 상태), 수치 91%·테스트 551·화면 테스트 11 반영, 4-0 옛 문장 정리, 요구사항 정의서(Excel) 91%로 재생성</w:t>
+            </w:r>
+          </w:p>
+        </w:tc>
+      </w:tr>
+      <w:tr>
+        <w:tc>
+          <w:tcPr>
+            <w:tcW w:type="dxa" w:w="838"/>
+            <w:tcBorders>
+              <w:top w:val="single" w:color="CBD0CD" w:sz="4"/>
+              <w:left w:val="single" w:color="CBD0CD" w:sz="4"/>
+              <w:bottom w:val="single" w:color="CBD0CD" w:sz="4"/>
+              <w:right w:val="single" w:color="CBD0CD" w:sz="4"/>
+            </w:tcBorders>
+            <w:tcMar>
+              <w:top w:type="dxa" w:w="60"/>
+              <w:left w:type="dxa" w:w="100"/>
+              <w:bottom w:type="dxa" w:w="60"/>
+              <w:right w:type="dxa" w:w="100"/>
+            </w:tcMar>
+          </w:tcPr>
+          <w:p>
+            <w:pPr>
+              <w:spacing w:after="0" w:line="260"/>
+            </w:pPr>
+            <w:r>
+              <w:rPr>
+                <w:sz w:val="18"/>
+                <w:szCs w:val="18"/>
+              </w:rPr>
+              <w:t xml:space="preserve">171</w:t>
+            </w:r>
+          </w:p>
+        </w:tc>
+        <w:tc>
+          <w:tcPr>
+            <w:tcW w:type="dxa" w:w="1466"/>
+            <w:tcBorders>
+              <w:top w:val="single" w:color="CBD0CD" w:sz="4"/>
+              <w:left w:val="single" w:color="CBD0CD" w:sz="4"/>
+              <w:bottom w:val="single" w:color="CBD0CD" w:sz="4"/>
+              <w:right w:val="single" w:color="CBD0CD" w:sz="4"/>
+            </w:tcBorders>
+            <w:tcMar>
+              <w:top w:type="dxa" w:w="60"/>
+              <w:left w:type="dxa" w:w="100"/>
+              <w:bottom w:type="dxa" w:w="60"/>
+              <w:right w:type="dxa" w:w="100"/>
+            </w:tcMar>
+          </w:tcPr>
+          <w:p>
+            <w:pPr>
+              <w:spacing w:after="0" w:line="260"/>
+            </w:pPr>
+            <w:r>
+              <w:rPr>
+                <w:sz w:val="18"/>
+                <w:szCs w:val="18"/>
+              </w:rPr>
+              <w:t xml:space="preserve">2026-10-22</w:t>
+            </w:r>
+          </w:p>
+        </w:tc>
+        <w:tc>
+          <w:tcPr>
+            <w:tcW w:type="dxa" w:w="7334"/>
+            <w:tcBorders>
+              <w:top w:val="single" w:color="CBD0CD" w:sz="4"/>
+              <w:left w:val="single" w:color="CBD0CD" w:sz="4"/>
+              <w:bottom w:val="single" w:color="CBD0CD" w:sz="4"/>
+              <w:right w:val="single" w:color="CBD0CD" w:sz="4"/>
+            </w:tcBorders>
+            <w:tcMar>
+              <w:top w:type="dxa" w:w="60"/>
+              <w:left w:type="dxa" w:w="100"/>
+              <w:bottom w:type="dxa" w:w="60"/>
+              <w:right w:type="dxa" w:w="100"/>
+            </w:tcMar>
+          </w:tcPr>
+          <w:p>
+            <w:pPr>
+              <w:spacing w:after="0" w:line="260"/>
+            </w:pPr>
+            <w:r>
+              <w:rPr>
+                <w:sz w:val="18"/>
+                <w:szCs w:val="18"/>
+              </w:rPr>
+              <w:t xml:space="preserve">중간발표 캡처 6장(+보조 2) — 로컬 실행 화면을 Playwright·LibreOffice 스크립트로, 데모 버튼 로그인·개발용 문구 숨김, 재현 스크립트 포함</w:t>
+            </w:r>
+          </w:p>
+        </w:tc>
+      </w:tr>
+      <w:tr>
+        <w:tc>
+          <w:tcPr>
+            <w:tcW w:type="dxa" w:w="838"/>
+            <w:tcBorders>
+              <w:top w:val="single" w:color="CBD0CD" w:sz="4"/>
+              <w:left w:val="single" w:color="CBD0CD" w:sz="4"/>
+              <w:bottom w:val="single" w:color="CBD0CD" w:sz="4"/>
+              <w:right w:val="single" w:color="CBD0CD" w:sz="4"/>
+            </w:tcBorders>
+            <w:tcMar>
+              <w:top w:type="dxa" w:w="60"/>
+              <w:left w:type="dxa" w:w="100"/>
+              <w:bottom w:type="dxa" w:w="60"/>
+              <w:right w:type="dxa" w:w="100"/>
+            </w:tcMar>
+          </w:tcPr>
+          <w:p>
+            <w:pPr>
+              <w:spacing w:after="0" w:line="260"/>
+            </w:pPr>
+            <w:r>
+              <w:rPr>
+                <w:sz w:val="18"/>
+                <w:szCs w:val="18"/>
+              </w:rPr>
+              <w:t xml:space="preserve">172</w:t>
+            </w:r>
+          </w:p>
+        </w:tc>
+        <w:tc>
+          <w:tcPr>
+            <w:tcW w:type="dxa" w:w="1466"/>
+            <w:tcBorders>
+              <w:top w:val="single" w:color="CBD0CD" w:sz="4"/>
+              <w:left w:val="single" w:color="CBD0CD" w:sz="4"/>
+              <w:bottom w:val="single" w:color="CBD0CD" w:sz="4"/>
+              <w:right w:val="single" w:color="CBD0CD" w:sz="4"/>
+            </w:tcBorders>
+            <w:tcMar>
+              <w:top w:type="dxa" w:w="60"/>
+              <w:left w:type="dxa" w:w="100"/>
+              <w:bottom w:type="dxa" w:w="60"/>
+              <w:right w:type="dxa" w:w="100"/>
+            </w:tcMar>
+          </w:tcPr>
+          <w:p>
+            <w:pPr>
+              <w:spacing w:after="0" w:line="260"/>
+            </w:pPr>
+            <w:r>
+              <w:rPr>
+                <w:sz w:val="18"/>
+                <w:szCs w:val="18"/>
+              </w:rPr>
+              <w:t xml:space="preserve">2026-10-22</w:t>
+            </w:r>
+          </w:p>
+        </w:tc>
+        <w:tc>
+          <w:tcPr>
+            <w:tcW w:type="dxa" w:w="7334"/>
+            <w:tcBorders>
+              <w:top w:val="single" w:color="CBD0CD" w:sz="4"/>
+              <w:left w:val="single" w:color="CBD0CD" w:sz="4"/>
+              <w:bottom w:val="single" w:color="CBD0CD" w:sz="4"/>
+              <w:right w:val="single" w:color="CBD0CD" w:sz="4"/>
+            </w:tcBorders>
+            <w:tcMar>
+              <w:top w:type="dxa" w:w="60"/>
+              <w:left w:type="dxa" w:w="100"/>
+              <w:bottom w:type="dxa" w:w="60"/>
+              <w:right w:type="dxa" w:w="100"/>
+            </w:tcMar>
+          </w:tcPr>
+          <w:p>
+            <w:pPr>
+              <w:spacing w:after="0" w:line="260"/>
+            </w:pPr>
+            <w:r>
+              <w:rPr>
+                <w:sz w:val="18"/>
+                <w:szCs w:val="18"/>
+              </w:rPr>
+              <w:t xml:space="preserve">관리자 웹은 직원 계정만(D66) — 회원 로그인은 갱신 토큰을 폐기하고 회원 웹으로 안내, 회원 데모 버튼·메뉴·예약 화면 회원 모드 삭제, e2e 1건</w:t>
+            </w:r>
+          </w:p>
+        </w:tc>
+      </w:tr>
+      <w:tr>
+        <w:tc>
+          <w:tcPr>
+            <w:tcW w:type="dxa" w:w="838"/>
+            <w:tcBorders>
+              <w:top w:val="single" w:color="CBD0CD" w:sz="4"/>
+              <w:left w:val="single" w:color="CBD0CD" w:sz="4"/>
+              <w:bottom w:val="single" w:color="CBD0CD" w:sz="4"/>
+              <w:right w:val="single" w:color="CBD0CD" w:sz="4"/>
+            </w:tcBorders>
+            <w:tcMar>
+              <w:top w:type="dxa" w:w="60"/>
+              <w:left w:type="dxa" w:w="100"/>
+              <w:bottom w:type="dxa" w:w="60"/>
+              <w:right w:type="dxa" w:w="100"/>
+            </w:tcMar>
+          </w:tcPr>
+          <w:p>
+            <w:pPr>
+              <w:spacing w:after="0" w:line="260"/>
+            </w:pPr>
+            <w:r>
+              <w:rPr>
+                <w:sz w:val="18"/>
+                <w:szCs w:val="18"/>
+              </w:rPr>
+              <w:t xml:space="preserve">173</w:t>
+            </w:r>
+          </w:p>
+        </w:tc>
+        <w:tc>
+          <w:tcPr>
+            <w:tcW w:type="dxa" w:w="1466"/>
+            <w:tcBorders>
+              <w:top w:val="single" w:color="CBD0CD" w:sz="4"/>
+              <w:left w:val="single" w:color="CBD0CD" w:sz="4"/>
+              <w:bottom w:val="single" w:color="CBD0CD" w:sz="4"/>
+              <w:right w:val="single" w:color="CBD0CD" w:sz="4"/>
+            </w:tcBorders>
+            <w:tcMar>
+              <w:top w:type="dxa" w:w="60"/>
+              <w:left w:type="dxa" w:w="100"/>
+              <w:bottom w:type="dxa" w:w="60"/>
+              <w:right w:type="dxa" w:w="100"/>
+            </w:tcMar>
+          </w:tcPr>
+          <w:p>
+            <w:pPr>
+              <w:spacing w:after="0" w:line="260"/>
+            </w:pPr>
+            <w:r>
+              <w:rPr>
+                <w:sz w:val="18"/>
+                <w:szCs w:val="18"/>
+              </w:rPr>
+              <w:t xml:space="preserve">2026-10-22</w:t>
+            </w:r>
+          </w:p>
+        </w:tc>
+        <w:tc>
+          <w:tcPr>
+            <w:tcW w:type="dxa" w:w="7334"/>
+            <w:tcBorders>
+              <w:top w:val="single" w:color="CBD0CD" w:sz="4"/>
+              <w:left w:val="single" w:color="CBD0CD" w:sz="4"/>
+              <w:bottom w:val="single" w:color="CBD0CD" w:sz="4"/>
+              <w:right w:val="single" w:color="CBD0CD" w:sz="4"/>
+            </w:tcBorders>
+            <w:tcMar>
+              <w:top w:type="dxa" w:w="60"/>
+              <w:left w:type="dxa" w:w="100"/>
+              <w:bottom w:type="dxa" w:w="60"/>
+              <w:right w:type="dxa" w:w="100"/>
+            </w:tcMar>
+          </w:tcPr>
+          <w:p>
+            <w:pPr>
+              <w:spacing w:after="0" w:line="260"/>
+            </w:pPr>
+            <w:r>
+              <w:rPr>
+                <w:sz w:val="18"/>
+                <w:szCs w:val="18"/>
+              </w:rPr>
+              <w:t xml:space="preserve">혼잡도 = 진행 중 회차의 예약 인원(조회 때 자동) + 예약 외 현장 인원(ADR-FAC-05), 회원 카드 "약 N명/정원 · 강습 + 현장", 키오스크 입장 설계는 비용·RFP 범위로 보류</w:t>
+            </w:r>
+          </w:p>
+        </w:tc>
+      </w:tr>
+      <w:tr>
+        <w:tc>
+          <w:tcPr>
+            <w:tcW w:type="dxa" w:w="838"/>
+            <w:tcBorders>
+              <w:top w:val="single" w:color="CBD0CD" w:sz="4"/>
+              <w:left w:val="single" w:color="CBD0CD" w:sz="4"/>
+              <w:bottom w:val="single" w:color="CBD0CD" w:sz="4"/>
+              <w:right w:val="single" w:color="CBD0CD" w:sz="4"/>
+            </w:tcBorders>
+            <w:tcMar>
+              <w:top w:type="dxa" w:w="60"/>
+              <w:left w:type="dxa" w:w="100"/>
+              <w:bottom w:type="dxa" w:w="60"/>
+              <w:right w:type="dxa" w:w="100"/>
+            </w:tcMar>
+          </w:tcPr>
+          <w:p>
+            <w:pPr>
+              <w:spacing w:after="0" w:line="260"/>
+            </w:pPr>
+            <w:r>
+              <w:rPr>
+                <w:sz w:val="18"/>
+                <w:szCs w:val="18"/>
+              </w:rPr>
+              <w:t xml:space="preserve">174</w:t>
+            </w:r>
+          </w:p>
+        </w:tc>
+        <w:tc>
+          <w:tcPr>
+            <w:tcW w:type="dxa" w:w="1466"/>
+            <w:tcBorders>
+              <w:top w:val="single" w:color="CBD0CD" w:sz="4"/>
+              <w:left w:val="single" w:color="CBD0CD" w:sz="4"/>
+              <w:bottom w:val="single" w:color="CBD0CD" w:sz="4"/>
+              <w:right w:val="single" w:color="CBD0CD" w:sz="4"/>
+            </w:tcBorders>
+            <w:tcMar>
+              <w:top w:type="dxa" w:w="60"/>
+              <w:left w:type="dxa" w:w="100"/>
+              <w:bottom w:type="dxa" w:w="60"/>
+              <w:right w:type="dxa" w:w="100"/>
+            </w:tcMar>
+          </w:tcPr>
+          <w:p>
+            <w:pPr>
+              <w:spacing w:after="0" w:line="260"/>
+            </w:pPr>
+            <w:r>
+              <w:rPr>
+                <w:sz w:val="18"/>
+                <w:szCs w:val="18"/>
+              </w:rPr>
+              <w:t xml:space="preserve">2026-10-22</w:t>
+            </w:r>
+          </w:p>
+        </w:tc>
+        <w:tc>
+          <w:tcPr>
+            <w:tcW w:type="dxa" w:w="7334"/>
+            <w:tcBorders>
+              <w:top w:val="single" w:color="CBD0CD" w:sz="4"/>
+              <w:left w:val="single" w:color="CBD0CD" w:sz="4"/>
+              <w:bottom w:val="single" w:color="CBD0CD" w:sz="4"/>
+              <w:right w:val="single" w:color="CBD0CD" w:sz="4"/>
+            </w:tcBorders>
+            <w:tcMar>
+              <w:top w:type="dxa" w:w="60"/>
+              <w:left w:type="dxa" w:w="100"/>
+              <w:bottom w:type="dxa" w:w="60"/>
+              <w:right w:type="dxa" w:w="100"/>
+            </w:tcMar>
+          </w:tcPr>
+          <w:p>
+            <w:pPr>
+              <w:spacing w:after="0" w:line="260"/>
+            </w:pPr>
+            <w:r>
+              <w:rPr>
+                <w:sz w:val="18"/>
+                <w:szCs w:val="18"/>
+              </w:rPr>
+              <w:t xml:space="preserve">사용자 확인 4건 — Worker 재배포(#124·#125 반영), MFA 충분(S6 해결), RFP PDF 공개 유지(S8 수용), 메모리 경보 세팅</w:t>
+            </w:r>
+          </w:p>
+        </w:tc>
+      </w:tr>
+      <w:tr>
+        <w:tc>
+          <w:tcPr>
+            <w:tcW w:type="dxa" w:w="838"/>
+            <w:tcBorders>
+              <w:top w:val="single" w:color="CBD0CD" w:sz="4"/>
+              <w:left w:val="single" w:color="CBD0CD" w:sz="4"/>
+              <w:bottom w:val="single" w:color="CBD0CD" w:sz="4"/>
+              <w:right w:val="single" w:color="CBD0CD" w:sz="4"/>
+            </w:tcBorders>
+            <w:tcMar>
+              <w:top w:type="dxa" w:w="60"/>
+              <w:left w:type="dxa" w:w="100"/>
+              <w:bottom w:type="dxa" w:w="60"/>
+              <w:right w:type="dxa" w:w="100"/>
+            </w:tcMar>
+          </w:tcPr>
+          <w:p>
+            <w:pPr>
+              <w:spacing w:after="0" w:line="260"/>
+            </w:pPr>
+            <w:r>
+              <w:rPr>
+                <w:sz w:val="18"/>
+                <w:szCs w:val="18"/>
+              </w:rPr>
+              <w:t xml:space="preserve">175</w:t>
+            </w:r>
+          </w:p>
+        </w:tc>
+        <w:tc>
+          <w:tcPr>
+            <w:tcW w:type="dxa" w:w="1466"/>
+            <w:tcBorders>
+              <w:top w:val="single" w:color="CBD0CD" w:sz="4"/>
+              <w:left w:val="single" w:color="CBD0CD" w:sz="4"/>
+              <w:bottom w:val="single" w:color="CBD0CD" w:sz="4"/>
+              <w:right w:val="single" w:color="CBD0CD" w:sz="4"/>
+            </w:tcBorders>
+            <w:tcMar>
+              <w:top w:type="dxa" w:w="60"/>
+              <w:left w:type="dxa" w:w="100"/>
+              <w:bottom w:type="dxa" w:w="60"/>
+              <w:right w:type="dxa" w:w="100"/>
+            </w:tcMar>
+          </w:tcPr>
+          <w:p>
+            <w:pPr>
+              <w:spacing w:after="0" w:line="260"/>
+            </w:pPr>
+            <w:r>
+              <w:rPr>
+                <w:sz w:val="18"/>
+                <w:szCs w:val="18"/>
+              </w:rPr>
+              <w:t xml:space="preserve">2026-10-22</w:t>
+            </w:r>
+          </w:p>
+        </w:tc>
+        <w:tc>
+          <w:tcPr>
+            <w:tcW w:type="dxa" w:w="7334"/>
+            <w:tcBorders>
+              <w:top w:val="single" w:color="CBD0CD" w:sz="4"/>
+              <w:left w:val="single" w:color="CBD0CD" w:sz="4"/>
+              <w:bottom w:val="single" w:color="CBD0CD" w:sz="4"/>
+              <w:right w:val="single" w:color="CBD0CD" w:sz="4"/>
+            </w:tcBorders>
+            <w:tcMar>
+              <w:top w:type="dxa" w:w="60"/>
+              <w:left w:type="dxa" w:w="100"/>
+              <w:bottom w:type="dxa" w:w="60"/>
+              <w:right w:type="dxa" w:w="100"/>
+            </w:tcMar>
+          </w:tcPr>
+          <w:p>
+            <w:pPr>
+              <w:spacing w:after="0" w:line="260"/>
+            </w:pPr>
+            <w:r>
+              <w:rPr>
+                <w:sz w:val="18"/>
+                <w:szCs w:val="18"/>
+              </w:rPr>
+              <w:t xml:space="preserve">중간 제출물 구성(D67) — 중간보고서를 혼자 읽는 덱 45장으로 재구성(맥락·맞물림 지도·시나리오 먼저, 6주차 이후 펼침), RFP 이행 증빙은 쉬운 말 한 줄, 실운영 안 함·키오스크 제외, 다음 계획 세 갈래</w:t>
             </w:r>
           </w:p>
         </w:tc>

--- a/docs/deliverables/진행보고서_5_완성_산출물.docx
+++ b/docs/deliverables/진행보고서_5_완성_산출물.docx
@@ -374,7 +374,7 @@
                 <w:sz w:val="18"/>
                 <w:szCs w:val="18"/>
               </w:rPr>
-              <w:t xml:space="preserve">2026-10-23</w:t>
+              <w:t xml:space="preserve">2026-10-25</w:t>
             </w:r>
           </w:p>
         </w:tc>
@@ -706,7 +706,7 @@
         <w:t xml:space="preserve">RFP 추적</w:t>
       </w:r>
       <w:r>
-        <w:t xml:space="preserve"> — 재대조(log/160)와 이 보고서·메모리 경보로 구현+조정 58/64 = 91%(부분 포함 95%), 기능·성능 28/28(log/161·169).</w:t>
+        <w:t xml:space="preserve"> — 재대조(log/160)와 이 보고서·메모리 경보로 72개 조항 중 구현+조정 58/72 = 81%, 기능·성능 28/29 = 97%(log/161·169·182).</w:t>
       </w:r>
     </w:p>
     <w:p>
